--- a/Documentação Projeto Pessoal.docx
+++ b/Documentação Projeto Pessoal.docx
@@ -179,6 +179,24 @@
     </w:p>
     <w:p>
       <w:r>
+        <w:t xml:space="preserve">Este projeto tem Relação com: </w:t>
+      </w:r>
+      <w:r>
+        <w:t>ODS 3 — Saúde e Bem-Estar: Promovendo o esporte como ferramenta para hábitos saudáveis, incentivando a prática de atividades físicas e o bem-estar através do futebol.</w:t>
+      </w:r>
+    </w:p>
+    <w:p>
+      <w:r>
+        <w:t>ODS 4 — Educação de Qualidade: Oferecendo conteúdo educativo acessível sobre futebol, história do esporte e desenvolvimento pessoal através da plataforma digital.</w:t>
+      </w:r>
+    </w:p>
+    <w:p>
+      <w:r>
+        <w:t>ODS 10 — Redução das Desigualdades: Democratizando o acesso à informação esportiva e promovendo inclusão social através de uma plataforma gratuita e acessível.</w:t>
+      </w:r>
+    </w:p>
+    <w:p>
+      <w:r>
         <w:pict w14:anchorId="4852DEB7">
           <v:rect id="_x0000_i1025" style="width:0;height:1.5pt" o:hralign="center" o:hrstd="t" o:hr="t" fillcolor="#a0a0a0" stroked="f"/>
         </w:pict>
@@ -638,6 +656,7 @@
         <w:rPr>
           <w:b/>
           <w:bCs/>
+          <w:u w:val="single"/>
         </w:rPr>
       </w:pPr>
       <w:r>
@@ -788,7 +807,7 @@
     </w:p>
     <w:sectPr>
       <w:pgSz w:w="11906" w:h="16838"/>
-      <w:pgMar w:top="1417" w:right="1701" w:bottom="1417" w:left="1701" w:header="708" w:footer="708" w:gutter="0"/>
+      <w:pgMar w:top="720" w:right="720" w:bottom="720" w:left="720" w:header="708" w:footer="708" w:gutter="0"/>
       <w:cols w:space="708"/>
       <w:docGrid w:linePitch="360"/>
     </w:sectPr>
@@ -2469,7 +2488,6 @@
   <w:style w:type="character" w:default="1" w:styleId="Fontepargpadro">
     <w:name w:val="Default Paragraph Font"/>
     <w:uiPriority w:val="1"/>
-    <w:semiHidden/>
     <w:unhideWhenUsed/>
   </w:style>
   <w:style w:type="table" w:default="1" w:styleId="Tabelanormal">

--- a/Documentação Projeto Pessoal.docx
+++ b/Documentação Projeto Pessoal.docx
@@ -727,6 +727,7 @@
         <w:rPr>
           <w:b/>
           <w:bCs/>
+          <w:u w:val="single"/>
         </w:rPr>
       </w:pPr>
       <w:r>
@@ -804,6 +805,21 @@
         </w:rPr>
         <w:t xml:space="preserve">Login / Cadastro </w:t>
       </w:r>
+    </w:p>
+    <w:p>
+      <w:r>
+        <w:pict w14:anchorId="585FCF73">
+          <v:rect id="_x0000_i1030" style="width:0;height:1.5pt" o:hralign="center" o:hrstd="t" o:hr="t" fillcolor="#a0a0a0" stroked="f"/>
+        </w:pict>
+      </w:r>
+    </w:p>
+    <w:p>
+      <w:pPr>
+        <w:ind w:left="720"/>
+        <w:rPr>
+          <w:rFonts w:ascii="Times New Roman" w:hAnsi="Times New Roman" w:cs="Times New Roman"/>
+        </w:rPr>
+      </w:pPr>
     </w:p>
     <w:sectPr>
       <w:pgSz w:w="11906" w:h="16838"/>
@@ -2284,7 +2300,7 @@
   <w:style w:type="paragraph" w:default="1" w:styleId="Normal">
     <w:name w:val="Normal"/>
     <w:qFormat/>
-    <w:rsid w:val="00C42916"/>
+    <w:rsid w:val="00A25441"/>
   </w:style>
   <w:style w:type="paragraph" w:styleId="Ttulo1">
     <w:name w:val="heading 1"/>
